--- a/Skin_Cancer_Simple_Workflow.docx
+++ b/Skin_Cancer_Simple_Workflow.docx
@@ -9,6 +9,23 @@
       </w:pPr>
       <w:r>
         <w:t>Skin Cancer Detection App</w:t>
+      </w:r>
+    </w:p>
+    <w:p>
+      <w:pPr>
+        <w:pStyle w:val="Heading1"/>
+        <w:jc w:val="center"/>
+        <w:rPr>
+          <w:sz w:val="44"/>
+          <w:szCs w:val="44"/>
+        </w:rPr>
+      </w:pPr>
+      <w:r>
+        <w:rPr>
+          <w:sz w:val="44"/>
+          <w:szCs w:val="44"/>
+        </w:rPr>
+        <w:t>DermScan App</w:t>
       </w:r>
     </w:p>
     <w:p>
@@ -35,10 +52,7 @@
       </w:r>
     </w:p>
     <w:p/>
-    <w:p>
-      <w:bookmarkStart w:id="0" w:name="_GoBack"/>
-      <w:bookmarkEnd w:id="0"/>
-    </w:p>
+    <w:p/>
     <w:p>
       <w:pPr>
         <w:pStyle w:val="Heading1"/>
@@ -49,10 +63,7 @@
     </w:p>
     <w:p>
       <w:r>
-        <w:t>This project has three main parts. First, the model is trained using the HAM10000 skin lesion dataset. Second, the trained model is connected to a Flask backend API. Third, a Flutter mobile application sends an ima</w:t>
-      </w:r>
-      <w:r>
-        <w:t>ge to the backend and displays the prediction result to the user.</w:t>
+        <w:t>This project has three main parts. First, the model is trained using the HAM10000 skin lesion dataset. Second, the trained model is connected to a Flask backend API. Third, a Flutter mobile application sends an image to the backend and displays the prediction result to the user.</w:t>
       </w:r>
     </w:p>
     <w:tbl>
@@ -252,10 +263,7 @@
           </w:tcPr>
           <w:p>
             <w:r>
-              <w:t xml:space="preserve">Frontend </w:t>
-            </w:r>
-            <w:r>
-              <w:t>(Flutter)</w:t>
+              <w:t>Frontend (Flutter)</w:t>
             </w:r>
           </w:p>
         </w:tc>
@@ -306,10 +314,7 @@
     </w:p>
     <w:p>
       <w:r>
-        <w:t>The training part is used to teach the AI model how to identify different types of skin lesions. The project uses the HAM10000 dataset from Kaggle. This</w:t>
-      </w:r>
-      <w:r>
-        <w:t xml:space="preserve"> dataset contains many dermoscopic skin images with class labels.</w:t>
+        <w:t>The training part is used to teach the AI model how to identify different types of skin lesions. The project uses the HAM10000 dataset from Kaggle. This dataset contains many dermoscopic skin images with class labels.</w:t>
       </w:r>
     </w:p>
     <w:p>
@@ -330,16 +335,86 @@
         <w:pStyle w:val="Heading2"/>
       </w:pPr>
       <w:r>
-        <w:t>Step 2: Clean the datase</w:t>
-      </w:r>
-      <w:r>
-        <w:t>t</w:t>
+        <w:t>Step 2: Clean the dataset</w:t>
       </w:r>
     </w:p>
     <w:p>
       <w:r>
         <w:t>Check the metadata for missing values such as age or sex. Fill missing values, fix formatting issues, and make sure the labels are correct. This step improves data quality before training.</w:t>
       </w:r>
+    </w:p>
+    <w:p>
+      <w:pPr>
+        <w:rPr>
+          <w:b/>
+          <w:bCs/>
+        </w:rPr>
+      </w:pPr>
+      <w:r>
+        <w:rPr>
+          <w:b/>
+          <w:bCs/>
+          <w:noProof/>
+          <w:lang w:val="en-GB" w:eastAsia="en-GB" w:bidi="si-LK"/>
+        </w:rPr>
+        <w:lastRenderedPageBreak/>
+        <w:drawing>
+          <wp:inline distT="0" distB="0" distL="0" distR="0">
+            <wp:extent cx="6188710" cy="4592879"/>
+            <wp:effectExtent l="0" t="0" r="2540" b="0"/>
+            <wp:docPr id="1" name="Picture 1" descr="C:\Users\msi\Downloads\output1.png"/>
+            <wp:cNvGraphicFramePr>
+              <a:graphicFrameLocks xmlns:a="http://schemas.openxmlformats.org/drawingml/2006/main" noChangeAspect="1"/>
+            </wp:cNvGraphicFramePr>
+            <a:graphic xmlns:a="http://schemas.openxmlformats.org/drawingml/2006/main">
+              <a:graphicData uri="http://schemas.openxmlformats.org/drawingml/2006/picture">
+                <pic:pic xmlns:pic="http://schemas.openxmlformats.org/drawingml/2006/picture">
+                  <pic:nvPicPr>
+                    <pic:cNvPr id="0" name="Picture 1" descr="C:\Users\msi\Downloads\output1.png"/>
+                    <pic:cNvPicPr>
+                      <a:picLocks noChangeAspect="1" noChangeArrowheads="1"/>
+                    </pic:cNvPicPr>
+                  </pic:nvPicPr>
+                  <pic:blipFill>
+                    <a:blip r:embed="rId6">
+                      <a:extLst>
+                        <a:ext uri="{28A0092B-C50C-407E-A947-70E740481C1C}">
+                          <a14:useLocalDpi xmlns:a14="http://schemas.microsoft.com/office/drawing/2010/main" val="0"/>
+                        </a:ext>
+                      </a:extLst>
+                    </a:blip>
+                    <a:srcRect/>
+                    <a:stretch>
+                      <a:fillRect/>
+                    </a:stretch>
+                  </pic:blipFill>
+                  <pic:spPr bwMode="auto">
+                    <a:xfrm>
+                      <a:off x="0" y="0"/>
+                      <a:ext cx="6188710" cy="4592879"/>
+                    </a:xfrm>
+                    <a:prstGeom prst="rect">
+                      <a:avLst/>
+                    </a:prstGeom>
+                    <a:noFill/>
+                    <a:ln>
+                      <a:noFill/>
+                    </a:ln>
+                  </pic:spPr>
+                </pic:pic>
+              </a:graphicData>
+            </a:graphic>
+          </wp:inline>
+        </w:drawing>
+      </w:r>
+    </w:p>
+    <w:p>
+      <w:pPr>
+        <w:rPr>
+          <w:b/>
+          <w:bCs/>
+        </w:rPr>
+      </w:pPr>
     </w:p>
     <w:p>
       <w:pPr>
@@ -351,10 +426,63 @@
     </w:p>
     <w:p>
       <w:r>
-        <w:t xml:space="preserve">Resize images to a fixed size such </w:t>
+        <w:t>Resize images to a fixed size such as 224 x 224 so that all images match the model input size. Normalize pixel values so the model can learn more effectively.</w:t>
       </w:r>
+    </w:p>
+    <w:p>
       <w:r>
-        <w:t>as 224 x 224 so that all images match the model input size. Normalize pixel values so the model can learn more effectively.</w:t>
+        <w:rPr>
+          <w:noProof/>
+          <w:lang w:val="en-GB" w:eastAsia="en-GB" w:bidi="si-LK"/>
+        </w:rPr>
+        <w:drawing>
+          <wp:inline distT="0" distB="0" distL="0" distR="0">
+            <wp:extent cx="6188710" cy="991970"/>
+            <wp:effectExtent l="0" t="0" r="2540" b="0"/>
+            <wp:docPr id="2" name="Picture 2" descr="C:\Users\msi\Downloads\output.png"/>
+            <wp:cNvGraphicFramePr>
+              <a:graphicFrameLocks xmlns:a="http://schemas.openxmlformats.org/drawingml/2006/main" noChangeAspect="1"/>
+            </wp:cNvGraphicFramePr>
+            <a:graphic xmlns:a="http://schemas.openxmlformats.org/drawingml/2006/main">
+              <a:graphicData uri="http://schemas.openxmlformats.org/drawingml/2006/picture">
+                <pic:pic xmlns:pic="http://schemas.openxmlformats.org/drawingml/2006/picture">
+                  <pic:nvPicPr>
+                    <pic:cNvPr id="0" name="Picture 2" descr="C:\Users\msi\Downloads\output.png"/>
+                    <pic:cNvPicPr>
+                      <a:picLocks noChangeAspect="1" noChangeArrowheads="1"/>
+                    </pic:cNvPicPr>
+                  </pic:nvPicPr>
+                  <pic:blipFill>
+                    <a:blip r:embed="rId7">
+                      <a:extLst>
+                        <a:ext uri="{28A0092B-C50C-407E-A947-70E740481C1C}">
+                          <a14:useLocalDpi xmlns:a14="http://schemas.microsoft.com/office/drawing/2010/main" val="0"/>
+                        </a:ext>
+                      </a:extLst>
+                    </a:blip>
+                    <a:srcRect/>
+                    <a:stretch>
+                      <a:fillRect/>
+                    </a:stretch>
+                  </pic:blipFill>
+                  <pic:spPr bwMode="auto">
+                    <a:xfrm>
+                      <a:off x="0" y="0"/>
+                      <a:ext cx="6188710" cy="991970"/>
+                    </a:xfrm>
+                    <a:prstGeom prst="rect">
+                      <a:avLst/>
+                    </a:prstGeom>
+                    <a:noFill/>
+                    <a:ln>
+                      <a:noFill/>
+                    </a:ln>
+                  </pic:spPr>
+                </pic:pic>
+              </a:graphicData>
+            </a:graphic>
+          </wp:inline>
+        </w:drawing>
       </w:r>
     </w:p>
     <w:p>
@@ -367,10 +495,212 @@
     </w:p>
     <w:p>
       <w:r>
-        <w:t>Use TensorFlow and Keras to train a CNN-based model. In this project, MobileNetV2 or EfficientNet can be use</w:t>
+        <w:t xml:space="preserve">Use TensorFlow and </w:t>
       </w:r>
+      <w:proofErr w:type="spellStart"/>
       <w:r>
-        <w:t>d as the base architecture. During training, the model learns patterns such as color, shape, and border differences in the lesion images.</w:t>
+        <w:t>Keras</w:t>
+      </w:r>
+      <w:proofErr w:type="spellEnd"/>
+      <w:r>
+        <w:t xml:space="preserve"> to train a CNN-based model. In this project, MobileNetV2 or EfficientNet can be used as the base architecture. During training, the model learns patterns such as color, shape, and border differences in the lesion images.</w:t>
+      </w:r>
+    </w:p>
+    <w:p/>
+    <w:p/>
+    <w:p/>
+    <w:p/>
+    <w:p>
+      <w:r>
+        <w:rPr>
+          <w:noProof/>
+          <w:lang w:val="en-GB" w:eastAsia="en-GB" w:bidi="si-LK"/>
+        </w:rPr>
+        <w:lastRenderedPageBreak/>
+        <w:drawing>
+          <wp:anchor distT="0" distB="0" distL="114300" distR="114300" simplePos="0" relativeHeight="251657728" behindDoc="0" locked="0" layoutInCell="1" allowOverlap="1" wp14:anchorId="50C777EC" wp14:editId="0F5066D0">
+            <wp:simplePos x="0" y="0"/>
+            <wp:positionH relativeFrom="column">
+              <wp:posOffset>635</wp:posOffset>
+            </wp:positionH>
+            <wp:positionV relativeFrom="paragraph">
+              <wp:posOffset>-354330</wp:posOffset>
+            </wp:positionV>
+            <wp:extent cx="6315455" cy="2255520"/>
+            <wp:effectExtent l="0" t="0" r="9525" b="0"/>
+            <wp:wrapNone/>
+            <wp:docPr id="3" name="Picture 3" descr="F:\ml\curves_efficientnetb0.png"/>
+            <wp:cNvGraphicFramePr>
+              <a:graphicFrameLocks xmlns:a="http://schemas.openxmlformats.org/drawingml/2006/main" noChangeAspect="1"/>
+            </wp:cNvGraphicFramePr>
+            <a:graphic xmlns:a="http://schemas.openxmlformats.org/drawingml/2006/main">
+              <a:graphicData uri="http://schemas.openxmlformats.org/drawingml/2006/picture">
+                <pic:pic xmlns:pic="http://schemas.openxmlformats.org/drawingml/2006/picture">
+                  <pic:nvPicPr>
+                    <pic:cNvPr id="0" name="Picture 3" descr="F:\ml\curves_efficientnetb0.png"/>
+                    <pic:cNvPicPr>
+                      <a:picLocks noChangeAspect="1" noChangeArrowheads="1"/>
+                    </pic:cNvPicPr>
+                  </pic:nvPicPr>
+                  <pic:blipFill>
+                    <a:blip r:embed="rId8">
+                      <a:extLst>
+                        <a:ext uri="{28A0092B-C50C-407E-A947-70E740481C1C}">
+                          <a14:useLocalDpi xmlns:a14="http://schemas.microsoft.com/office/drawing/2010/main" val="0"/>
+                        </a:ext>
+                      </a:extLst>
+                    </a:blip>
+                    <a:srcRect/>
+                    <a:stretch>
+                      <a:fillRect/>
+                    </a:stretch>
+                  </pic:blipFill>
+                  <pic:spPr bwMode="auto">
+                    <a:xfrm>
+                      <a:off x="0" y="0"/>
+                      <a:ext cx="6328352" cy="2260126"/>
+                    </a:xfrm>
+                    <a:prstGeom prst="rect">
+                      <a:avLst/>
+                    </a:prstGeom>
+                    <a:noFill/>
+                    <a:ln>
+                      <a:noFill/>
+                    </a:ln>
+                  </pic:spPr>
+                </pic:pic>
+              </a:graphicData>
+            </a:graphic>
+            <wp14:sizeRelH relativeFrom="page">
+              <wp14:pctWidth>0</wp14:pctWidth>
+            </wp14:sizeRelH>
+            <wp14:sizeRelV relativeFrom="page">
+              <wp14:pctHeight>0</wp14:pctHeight>
+            </wp14:sizeRelV>
+          </wp:anchor>
+        </w:drawing>
+      </w:r>
+    </w:p>
+    <w:p/>
+    <w:p/>
+    <w:p/>
+    <w:p/>
+    <w:p/>
+    <w:p/>
+    <w:p/>
+    <w:p/>
+    <w:p>
+      <w:r>
+        <w:rPr>
+          <w:noProof/>
+          <w:lang w:val="en-GB" w:eastAsia="en-GB" w:bidi="si-LK"/>
+        </w:rPr>
+        <w:drawing>
+          <wp:inline distT="0" distB="0" distL="0" distR="0" wp14:anchorId="7DBE29A9" wp14:editId="03512D36">
+            <wp:extent cx="6309360" cy="2253343"/>
+            <wp:effectExtent l="0" t="0" r="0" b="0"/>
+            <wp:docPr id="4" name="Picture 4" descr="F:\ml\curves_mobilenetv2.png"/>
+            <wp:cNvGraphicFramePr>
+              <a:graphicFrameLocks xmlns:a="http://schemas.openxmlformats.org/drawingml/2006/main" noChangeAspect="1"/>
+            </wp:cNvGraphicFramePr>
+            <a:graphic xmlns:a="http://schemas.openxmlformats.org/drawingml/2006/main">
+              <a:graphicData uri="http://schemas.openxmlformats.org/drawingml/2006/picture">
+                <pic:pic xmlns:pic="http://schemas.openxmlformats.org/drawingml/2006/picture">
+                  <pic:nvPicPr>
+                    <pic:cNvPr id="0" name="Picture 4" descr="F:\ml\curves_mobilenetv2.png"/>
+                    <pic:cNvPicPr>
+                      <a:picLocks noChangeAspect="1" noChangeArrowheads="1"/>
+                    </pic:cNvPicPr>
+                  </pic:nvPicPr>
+                  <pic:blipFill>
+                    <a:blip r:embed="rId9">
+                      <a:extLst>
+                        <a:ext uri="{28A0092B-C50C-407E-A947-70E740481C1C}">
+                          <a14:useLocalDpi xmlns:a14="http://schemas.microsoft.com/office/drawing/2010/main" val="0"/>
+                        </a:ext>
+                      </a:extLst>
+                    </a:blip>
+                    <a:srcRect/>
+                    <a:stretch>
+                      <a:fillRect/>
+                    </a:stretch>
+                  </pic:blipFill>
+                  <pic:spPr bwMode="auto">
+                    <a:xfrm>
+                      <a:off x="0" y="0"/>
+                      <a:ext cx="6369343" cy="2274765"/>
+                    </a:xfrm>
+                    <a:prstGeom prst="rect">
+                      <a:avLst/>
+                    </a:prstGeom>
+                    <a:noFill/>
+                    <a:ln>
+                      <a:noFill/>
+                    </a:ln>
+                  </pic:spPr>
+                </pic:pic>
+              </a:graphicData>
+            </a:graphic>
+          </wp:inline>
+        </w:drawing>
+      </w:r>
+    </w:p>
+    <w:p/>
+    <w:p>
+      <w:r>
+        <w:rPr>
+          <w:noProof/>
+          <w:lang w:val="en-GB" w:eastAsia="en-GB" w:bidi="si-LK"/>
+        </w:rPr>
+        <w:lastRenderedPageBreak/>
+        <w:drawing>
+          <wp:inline distT="0" distB="0" distL="0" distR="0">
+            <wp:extent cx="6324600" cy="3954780"/>
+            <wp:effectExtent l="0" t="0" r="0" b="7620"/>
+            <wp:docPr id="5" name="Picture 5" descr="F:\ml\Screenshot from 2026-03-29 15-21-34.png"/>
+            <wp:cNvGraphicFramePr>
+              <a:graphicFrameLocks xmlns:a="http://schemas.openxmlformats.org/drawingml/2006/main" noChangeAspect="1"/>
+            </wp:cNvGraphicFramePr>
+            <a:graphic xmlns:a="http://schemas.openxmlformats.org/drawingml/2006/main">
+              <a:graphicData uri="http://schemas.openxmlformats.org/drawingml/2006/picture">
+                <pic:pic xmlns:pic="http://schemas.openxmlformats.org/drawingml/2006/picture">
+                  <pic:nvPicPr>
+                    <pic:cNvPr id="0" name="Picture 5" descr="F:\ml\Screenshot from 2026-03-29 15-21-34.png"/>
+                    <pic:cNvPicPr>
+                      <a:picLocks noChangeAspect="1" noChangeArrowheads="1"/>
+                    </pic:cNvPicPr>
+                  </pic:nvPicPr>
+                  <pic:blipFill>
+                    <a:blip r:embed="rId10">
+                      <a:extLst>
+                        <a:ext uri="{28A0092B-C50C-407E-A947-70E740481C1C}">
+                          <a14:useLocalDpi xmlns:a14="http://schemas.microsoft.com/office/drawing/2010/main" val="0"/>
+                        </a:ext>
+                      </a:extLst>
+                    </a:blip>
+                    <a:srcRect/>
+                    <a:stretch>
+                      <a:fillRect/>
+                    </a:stretch>
+                  </pic:blipFill>
+                  <pic:spPr bwMode="auto">
+                    <a:xfrm>
+                      <a:off x="0" y="0"/>
+                      <a:ext cx="6325113" cy="3955101"/>
+                    </a:xfrm>
+                    <a:prstGeom prst="rect">
+                      <a:avLst/>
+                    </a:prstGeom>
+                    <a:noFill/>
+                    <a:ln>
+                      <a:noFill/>
+                    </a:ln>
+                  </pic:spPr>
+                </pic:pic>
+              </a:graphicData>
+            </a:graphic>
+          </wp:inline>
+        </w:drawing>
       </w:r>
     </w:p>
     <w:p>
@@ -378,18 +708,15 @@
         <w:pStyle w:val="Heading2"/>
       </w:pPr>
       <w:r>
-        <w:lastRenderedPageBreak/>
         <w:t>Step 5: Save the trained model</w:t>
       </w:r>
     </w:p>
     <w:p>
       <w:r>
-        <w:t xml:space="preserve">After training finishes, save the best model file as best_model.h5. This file is later </w:t>
-      </w:r>
-      <w:r>
-        <w:t>used by the backend to make predictions.</w:t>
+        <w:t>After training finishes, save the best model file as best_model.h5. This file is later used by the backend to make predictions.</w:t>
       </w:r>
     </w:p>
+    <w:p/>
     <w:p>
       <w:pPr>
         <w:pStyle w:val="Heading2"/>
@@ -400,17 +727,23 @@
     </w:p>
     <w:p>
       <w:r>
-        <w:t>If the dataset is not cleaned properly or the images are not prepared correctly, the model accuracy can become low. A good training process helps the app give more reliable prediction resu</w:t>
-      </w:r>
-      <w:r>
-        <w:t>lts.</w:t>
+        <w:t>If the dataset is not cleaned properly or the images are not prepared correctly, the model accuracy can become low. A good training process helps the app give more reliable prediction results.</w:t>
       </w:r>
     </w:p>
+    <w:p/>
+    <w:p/>
+    <w:p/>
+    <w:p/>
+    <w:p/>
+    <w:p/>
+    <w:p/>
+    <w:p/>
     <w:p>
       <w:pPr>
         <w:pStyle w:val="Heading1"/>
       </w:pPr>
       <w:r>
+        <w:lastRenderedPageBreak/>
         <w:t>3. Backend (Flask API)</w:t>
       </w:r>
     </w:p>
@@ -429,10 +762,7 @@
     </w:p>
     <w:p>
       <w:r>
-        <w:t>Create a Fla</w:t>
-      </w:r>
-      <w:r>
-        <w:t>sk application in Python. This server listens for requests from the frontend.</w:t>
+        <w:t>Create a Flask application in Python. This server listens for requests from the frontend.</w:t>
       </w:r>
     </w:p>
     <w:p>
@@ -453,10 +783,7 @@
         <w:pStyle w:val="Heading2"/>
       </w:pPr>
       <w:r>
-        <w:t xml:space="preserve">Step 3: </w:t>
-      </w:r>
-      <w:r>
-        <w:t>Create the prediction endpoint</w:t>
+        <w:t>Step 3: Create the prediction endpoint</w:t>
       </w:r>
     </w:p>
     <w:p>
@@ -474,10 +801,7 @@
     </w:p>
     <w:p>
       <w:r>
-        <w:t>When the user sends an image, the backend reads the file, resizes i</w:t>
-      </w:r>
-      <w:r>
-        <w:t>t to 224 x 224, converts it into an array, and normalizes it in the same way used during training.</w:t>
+        <w:t>When the user sends an image, the backend reads the file, resizes it to 224 x 224, converts it into an array, and normalizes it in the same way used during training.</w:t>
       </w:r>
     </w:p>
     <w:p>
@@ -490,10 +814,7 @@
     </w:p>
     <w:p>
       <w:r>
-        <w:t>The backend sends the processed image to the model. The model predicts the disease class and confidence score. Then Fl</w:t>
-      </w:r>
-      <w:r>
-        <w:t>ask returns the result as a JSON response.</w:t>
+        <w:t>The backend sends the processed image to the model. The model predicts the disease class and confidence score. Then Flask returns the result as a JSON response.</w:t>
       </w:r>
     </w:p>
     <w:p>
@@ -515,22 +836,41 @@
         <w:t>{"prediction": "Melanoma", "confidence": 68.7}</w:t>
       </w:r>
     </w:p>
+    <w:p/>
+    <w:p/>
+    <w:p/>
+    <w:p/>
+    <w:p/>
+    <w:p/>
+    <w:p/>
+    <w:p/>
+    <w:p/>
+    <w:p/>
+    <w:p/>
+    <w:p/>
+    <w:p/>
     <w:p>
       <w:pPr>
         <w:pStyle w:val="Heading1"/>
       </w:pPr>
       <w:r>
+        <w:lastRenderedPageBreak/>
         <w:t>4. Frontend (Flutter App)</w:t>
       </w:r>
     </w:p>
     <w:p>
       <w:r>
-        <w:t xml:space="preserve">The frontend is the user interface of the project. It allows the user to select or capture a skin image </w:t>
-      </w:r>
-      <w:r>
-        <w:t>and view the AI prediction result in a simple mobile screen.</w:t>
+        <w:t>The frontend is the user interface of the project. It allows the user to select or capture a skin image and view the AI prediction result in a simple mobile screen.</w:t>
       </w:r>
     </w:p>
+    <w:p/>
+    <w:p/>
+    <w:p>
+      <w:bookmarkStart w:id="0" w:name="_GoBack"/>
+      <w:bookmarkEnd w:id="0"/>
+    </w:p>
+    <w:p/>
+    <w:p/>
     <w:p>
       <w:pPr>
         <w:pStyle w:val="Heading2"/>
@@ -554,10 +894,7 @@
     </w:p>
     <w:p>
       <w:r>
-        <w:t>The user chooses a skin image.</w:t>
-      </w:r>
-      <w:r>
-        <w:t xml:space="preserve"> The selected image is shown on the screen before prediction.</w:t>
+        <w:t>The user chooses a skin image. The selected image is shown on the screen before prediction.</w:t>
       </w:r>
     </w:p>
     <w:p>
@@ -565,7 +902,6 @@
         <w:pStyle w:val="Heading2"/>
       </w:pPr>
       <w:r>
-        <w:lastRenderedPageBreak/>
         <w:t>Step 3: Send image to the backend</w:t>
       </w:r>
     </w:p>
@@ -584,10 +920,7 @@
     </w:p>
     <w:p>
       <w:r>
-        <w:t xml:space="preserve">The Flutter app receives </w:t>
-      </w:r>
-      <w:r>
-        <w:t>the JSON response from the backend. This response contains the predicted disease name and the confidence value.</w:t>
+        <w:t>The Flutter app receives the JSON response from the backend. This response contains the predicted disease name and the confidence value.</w:t>
       </w:r>
     </w:p>
     <w:p>
@@ -600,10 +933,7 @@
     </w:p>
     <w:p>
       <w:r>
-        <w:t>Show the disease name, confidence score, and any additional information on the result screen so the user can un</w:t>
-      </w:r>
-      <w:r>
-        <w:t>derstand the prediction.</w:t>
+        <w:t>Show the disease name, confidence score, and any additional information on the result screen so the user can understand the prediction.</w:t>
       </w:r>
     </w:p>
     <w:p>
@@ -648,10 +978,7 @@
         <w:pStyle w:val="ListNumber"/>
       </w:pPr>
       <w:r>
-        <w:t>Build a /predict API t</w:t>
-      </w:r>
-      <w:r>
-        <w:t>o accept image files.</w:t>
+        <w:t>Build a /predict API to accept image files.</w:t>
       </w:r>
     </w:p>
     <w:p>
@@ -699,10 +1026,7 @@
         <w:pStyle w:val="ListNumber"/>
       </w:pPr>
       <w:r>
-        <w:t>Flutter shows t</w:t>
-      </w:r>
-      <w:r>
-        <w:t>he prediction and confidence to the user.</w:t>
+        <w:t>Flutter shows the prediction and confidence to the user.</w:t>
       </w:r>
     </w:p>
     <w:p>
@@ -710,15 +1034,13 @@
         <w:pStyle w:val="Heading1"/>
       </w:pPr>
       <w:r>
+        <w:lastRenderedPageBreak/>
         <w:t>6. Simple Conclusion</w:t>
       </w:r>
     </w:p>
     <w:p>
       <w:r>
-        <w:t>In simple words, the project starts by training an AI model with skin lesion images. That trained model is connected to a Flask backend. Finally, the Flutter frontend allows the user to send an</w:t>
-      </w:r>
-      <w:r>
-        <w:t xml:space="preserve"> image and view the prediction result. So the three main parts work together as one full system: training, backend, and frontend.</w:t>
+        <w:t>In simple words, the project starts by training an AI model with skin lesion images. That trained model is connected to a Flask backend. Finally, the Flutter frontend allows the user to send an image and view the prediction result. So the three main parts work together as one full system: training, backend, and frontend.</w:t>
       </w:r>
     </w:p>
     <w:sectPr>
@@ -12635,7 +12957,7 @@
 </file>
 
 <file path=customXml/itemProps1.xml><?xml version="1.0" encoding="utf-8"?>
-<ds:datastoreItem xmlns:ds="http://schemas.openxmlformats.org/officeDocument/2006/customXml" ds:itemID="{D7CA8995-7559-49AB-A8D1-891484AE8AC1}">
+<ds:datastoreItem xmlns:ds="http://schemas.openxmlformats.org/officeDocument/2006/customXml" ds:itemID="{EEFC7255-10F7-45EB-8517-699B90B0EFB9}">
   <ds:schemaRefs>
     <ds:schemaRef ds:uri="http://schemas.openxmlformats.org/officeDocument/2006/bibliography"/>
   </ds:schemaRefs>

--- a/Skin_Cancer_Simple_Workflow.docx
+++ b/Skin_Cancer_Simple_Workflow.docx
@@ -495,7 +495,15 @@
     </w:p>
     <w:p>
       <w:r>
-        <w:t xml:space="preserve">Use TensorFlow and </w:t>
+        <w:t xml:space="preserve">Use </w:t>
+      </w:r>
+      <w:proofErr w:type="spellStart"/>
+      <w:r>
+        <w:t>TensorFlow</w:t>
+      </w:r>
+      <w:proofErr w:type="spellEnd"/>
+      <w:r>
+        <w:t xml:space="preserve"> and </w:t>
       </w:r>
       <w:proofErr w:type="spellStart"/>
       <w:r>
@@ -730,9 +738,75 @@
         <w:t>If the dataset is not cleaned properly or the images are not prepared correctly, the model accuracy can become low. A good training process helps the app give more reliable prediction results.</w:t>
       </w:r>
     </w:p>
+    <w:p>
+      <w:r>
+        <w:rPr>
+          <w:noProof/>
+          <w:lang w:val="en-GB" w:eastAsia="en-GB" w:bidi="si-LK"/>
+        </w:rPr>
+        <w:drawing>
+          <wp:anchor distT="0" distB="0" distL="114300" distR="114300" simplePos="0" relativeHeight="251687936" behindDoc="0" locked="0" layoutInCell="1" allowOverlap="1" wp14:anchorId="70CAA0B2" wp14:editId="2883CBF8">
+            <wp:simplePos x="0" y="0"/>
+            <wp:positionH relativeFrom="column">
+              <wp:posOffset>-6668</wp:posOffset>
+            </wp:positionH>
+            <wp:positionV relativeFrom="paragraph">
+              <wp:posOffset>199708</wp:posOffset>
+            </wp:positionV>
+            <wp:extent cx="6188710" cy="2914650"/>
+            <wp:effectExtent l="0" t="0" r="2540" b="0"/>
+            <wp:wrapNone/>
+            <wp:docPr id="11" name="Picture 11" descr="F:\Screenshot from 2026-04-05 17-55-52.png"/>
+            <wp:cNvGraphicFramePr>
+              <a:graphicFrameLocks xmlns:a="http://schemas.openxmlformats.org/drawingml/2006/main" noChangeAspect="1"/>
+            </wp:cNvGraphicFramePr>
+            <a:graphic xmlns:a="http://schemas.openxmlformats.org/drawingml/2006/main">
+              <a:graphicData uri="http://schemas.openxmlformats.org/drawingml/2006/picture">
+                <pic:pic xmlns:pic="http://schemas.openxmlformats.org/drawingml/2006/picture">
+                  <pic:nvPicPr>
+                    <pic:cNvPr id="0" name="Picture 10" descr="F:\Screenshot from 2026-04-05 17-55-52.png"/>
+                    <pic:cNvPicPr>
+                      <a:picLocks noChangeAspect="1" noChangeArrowheads="1"/>
+                    </pic:cNvPicPr>
+                  </pic:nvPicPr>
+                  <pic:blipFill>
+                    <a:blip r:embed="rId11">
+                      <a:extLst>
+                        <a:ext uri="{28A0092B-C50C-407E-A947-70E740481C1C}">
+                          <a14:useLocalDpi xmlns:a14="http://schemas.microsoft.com/office/drawing/2010/main" val="0"/>
+                        </a:ext>
+                      </a:extLst>
+                    </a:blip>
+                    <a:srcRect/>
+                    <a:stretch>
+                      <a:fillRect/>
+                    </a:stretch>
+                  </pic:blipFill>
+                  <pic:spPr bwMode="auto">
+                    <a:xfrm>
+                      <a:off x="0" y="0"/>
+                      <a:ext cx="6188710" cy="2914650"/>
+                    </a:xfrm>
+                    <a:prstGeom prst="rect">
+                      <a:avLst/>
+                    </a:prstGeom>
+                    <a:noFill/>
+                    <a:ln>
+                      <a:noFill/>
+                    </a:ln>
+                  </pic:spPr>
+                </pic:pic>
+              </a:graphicData>
+            </a:graphic>
+          </wp:anchor>
+        </w:drawing>
+      </w:r>
+    </w:p>
     <w:p/>
-    <w:p/>
-    <w:p/>
+    <w:p>
+      <w:bookmarkStart w:id="0" w:name="_GoBack"/>
+      <w:bookmarkEnd w:id="0"/>
+    </w:p>
     <w:p/>
     <w:p/>
     <w:p/>
@@ -863,12 +937,374 @@
         <w:t>The frontend is the user interface of the project. It allows the user to select or capture a skin image and view the AI prediction result in a simple mobile screen.</w:t>
       </w:r>
     </w:p>
+    <w:p>
+      <w:r>
+        <w:rPr>
+          <w:noProof/>
+          <w:lang w:val="en-GB" w:eastAsia="en-GB" w:bidi="si-LK"/>
+        </w:rPr>
+        <w:drawing>
+          <wp:anchor distT="0" distB="0" distL="114300" distR="114300" simplePos="0" relativeHeight="251657216" behindDoc="0" locked="0" layoutInCell="1" allowOverlap="1" wp14:anchorId="1CA53281" wp14:editId="088F32CB">
+            <wp:simplePos x="0" y="0"/>
+            <wp:positionH relativeFrom="column">
+              <wp:posOffset>4432619</wp:posOffset>
+            </wp:positionH>
+            <wp:positionV relativeFrom="paragraph">
+              <wp:posOffset>5080</wp:posOffset>
+            </wp:positionV>
+            <wp:extent cx="1793286" cy="3985895"/>
+            <wp:effectExtent l="0" t="0" r="0" b="0"/>
+            <wp:wrapNone/>
+            <wp:docPr id="8" name="Picture 8" descr="C:\Users\msi\Downloads\DermSCan ss\WhatsApp Image 2026-04-05 at 20.39.12 (1).jpeg"/>
+            <wp:cNvGraphicFramePr>
+              <a:graphicFrameLocks xmlns:a="http://schemas.openxmlformats.org/drawingml/2006/main" noChangeAspect="1"/>
+            </wp:cNvGraphicFramePr>
+            <a:graphic xmlns:a="http://schemas.openxmlformats.org/drawingml/2006/main">
+              <a:graphicData uri="http://schemas.openxmlformats.org/drawingml/2006/picture">
+                <pic:pic xmlns:pic="http://schemas.openxmlformats.org/drawingml/2006/picture">
+                  <pic:nvPicPr>
+                    <pic:cNvPr id="0" name="Picture 7" descr="C:\Users\msi\Downloads\DermSCan ss\WhatsApp Image 2026-04-05 at 20.39.12 (1).jpeg"/>
+                    <pic:cNvPicPr>
+                      <a:picLocks noChangeAspect="1" noChangeArrowheads="1"/>
+                    </pic:cNvPicPr>
+                  </pic:nvPicPr>
+                  <pic:blipFill>
+                    <a:blip r:embed="rId12">
+                      <a:extLst>
+                        <a:ext uri="{28A0092B-C50C-407E-A947-70E740481C1C}">
+                          <a14:useLocalDpi xmlns:a14="http://schemas.microsoft.com/office/drawing/2010/main" val="0"/>
+                        </a:ext>
+                      </a:extLst>
+                    </a:blip>
+                    <a:srcRect/>
+                    <a:stretch>
+                      <a:fillRect/>
+                    </a:stretch>
+                  </pic:blipFill>
+                  <pic:spPr bwMode="auto">
+                    <a:xfrm>
+                      <a:off x="0" y="0"/>
+                      <a:ext cx="1796777" cy="3993655"/>
+                    </a:xfrm>
+                    <a:prstGeom prst="rect">
+                      <a:avLst/>
+                    </a:prstGeom>
+                    <a:noFill/>
+                    <a:ln>
+                      <a:noFill/>
+                    </a:ln>
+                  </pic:spPr>
+                </pic:pic>
+              </a:graphicData>
+            </a:graphic>
+            <wp14:sizeRelH relativeFrom="margin">
+              <wp14:pctWidth>0</wp14:pctWidth>
+            </wp14:sizeRelH>
+            <wp14:sizeRelV relativeFrom="margin">
+              <wp14:pctHeight>0</wp14:pctHeight>
+            </wp14:sizeRelV>
+          </wp:anchor>
+        </w:drawing>
+      </w:r>
+      <w:r>
+        <w:rPr>
+          <w:noProof/>
+          <w:lang w:val="en-GB" w:eastAsia="en-GB" w:bidi="si-LK"/>
+        </w:rPr>
+        <w:drawing>
+          <wp:anchor distT="0" distB="0" distL="114300" distR="114300" simplePos="0" relativeHeight="251648000" behindDoc="0" locked="0" layoutInCell="1" allowOverlap="1" wp14:anchorId="3FA32E40" wp14:editId="72321447">
+            <wp:simplePos x="0" y="0"/>
+            <wp:positionH relativeFrom="column">
+              <wp:posOffset>2194877</wp:posOffset>
+            </wp:positionH>
+            <wp:positionV relativeFrom="paragraph">
+              <wp:posOffset>5080</wp:posOffset>
+            </wp:positionV>
+            <wp:extent cx="1793795" cy="3986213"/>
+            <wp:effectExtent l="0" t="0" r="0" b="0"/>
+            <wp:wrapNone/>
+            <wp:docPr id="7" name="Picture 7" descr="C:\Users\msi\Downloads\DermSCan ss\WhatsApp Image 2026-04-05 at 20.39.12 (2).jpeg"/>
+            <wp:cNvGraphicFramePr>
+              <a:graphicFrameLocks xmlns:a="http://schemas.openxmlformats.org/drawingml/2006/main" noChangeAspect="1"/>
+            </wp:cNvGraphicFramePr>
+            <a:graphic xmlns:a="http://schemas.openxmlformats.org/drawingml/2006/main">
+              <a:graphicData uri="http://schemas.openxmlformats.org/drawingml/2006/picture">
+                <pic:pic xmlns:pic="http://schemas.openxmlformats.org/drawingml/2006/picture">
+                  <pic:nvPicPr>
+                    <pic:cNvPr id="0" name="Picture 6" descr="C:\Users\msi\Downloads\DermSCan ss\WhatsApp Image 2026-04-05 at 20.39.12 (2).jpeg"/>
+                    <pic:cNvPicPr>
+                      <a:picLocks noChangeAspect="1" noChangeArrowheads="1"/>
+                    </pic:cNvPicPr>
+                  </pic:nvPicPr>
+                  <pic:blipFill>
+                    <a:blip r:embed="rId13">
+                      <a:extLst>
+                        <a:ext uri="{28A0092B-C50C-407E-A947-70E740481C1C}">
+                          <a14:useLocalDpi xmlns:a14="http://schemas.microsoft.com/office/drawing/2010/main" val="0"/>
+                        </a:ext>
+                      </a:extLst>
+                    </a:blip>
+                    <a:srcRect/>
+                    <a:stretch>
+                      <a:fillRect/>
+                    </a:stretch>
+                  </pic:blipFill>
+                  <pic:spPr bwMode="auto">
+                    <a:xfrm>
+                      <a:off x="0" y="0"/>
+                      <a:ext cx="1793795" cy="3986213"/>
+                    </a:xfrm>
+                    <a:prstGeom prst="rect">
+                      <a:avLst/>
+                    </a:prstGeom>
+                    <a:noFill/>
+                    <a:ln>
+                      <a:noFill/>
+                    </a:ln>
+                  </pic:spPr>
+                </pic:pic>
+              </a:graphicData>
+            </a:graphic>
+            <wp14:sizeRelH relativeFrom="margin">
+              <wp14:pctWidth>0</wp14:pctWidth>
+            </wp14:sizeRelH>
+            <wp14:sizeRelV relativeFrom="margin">
+              <wp14:pctHeight>0</wp14:pctHeight>
+            </wp14:sizeRelV>
+          </wp:anchor>
+        </w:drawing>
+      </w:r>
+      <w:r>
+        <w:rPr>
+          <w:noProof/>
+          <w:lang w:val="en-GB" w:eastAsia="en-GB" w:bidi="si-LK"/>
+        </w:rPr>
+        <w:drawing>
+          <wp:anchor distT="0" distB="0" distL="114300" distR="114300" simplePos="0" relativeHeight="251637760" behindDoc="0" locked="0" layoutInCell="1" allowOverlap="1" wp14:anchorId="0640EF7E" wp14:editId="04306674">
+            <wp:simplePos x="0" y="0"/>
+            <wp:positionH relativeFrom="column">
+              <wp:posOffset>318</wp:posOffset>
+            </wp:positionH>
+            <wp:positionV relativeFrom="paragraph">
+              <wp:posOffset>3810</wp:posOffset>
+            </wp:positionV>
+            <wp:extent cx="1800225" cy="4001135"/>
+            <wp:effectExtent l="0" t="0" r="9525" b="0"/>
+            <wp:wrapNone/>
+            <wp:docPr id="6" name="Picture 6" descr="C:\Users\msi\Downloads\DermSCan ss\WhatsApp Image 2026-04-05 at 20.39.11.jpeg"/>
+            <wp:cNvGraphicFramePr>
+              <a:graphicFrameLocks xmlns:a="http://schemas.openxmlformats.org/drawingml/2006/main" noChangeAspect="1"/>
+            </wp:cNvGraphicFramePr>
+            <a:graphic xmlns:a="http://schemas.openxmlformats.org/drawingml/2006/main">
+              <a:graphicData uri="http://schemas.openxmlformats.org/drawingml/2006/picture">
+                <pic:pic xmlns:pic="http://schemas.openxmlformats.org/drawingml/2006/picture">
+                  <pic:nvPicPr>
+                    <pic:cNvPr id="0" name="Picture 5" descr="C:\Users\msi\Downloads\DermSCan ss\WhatsApp Image 2026-04-05 at 20.39.11.jpeg"/>
+                    <pic:cNvPicPr>
+                      <a:picLocks noChangeAspect="1" noChangeArrowheads="1"/>
+                    </pic:cNvPicPr>
+                  </pic:nvPicPr>
+                  <pic:blipFill>
+                    <a:blip r:embed="rId14">
+                      <a:extLst>
+                        <a:ext uri="{28A0092B-C50C-407E-A947-70E740481C1C}">
+                          <a14:useLocalDpi xmlns:a14="http://schemas.microsoft.com/office/drawing/2010/main" val="0"/>
+                        </a:ext>
+                      </a:extLst>
+                    </a:blip>
+                    <a:srcRect/>
+                    <a:stretch>
+                      <a:fillRect/>
+                    </a:stretch>
+                  </pic:blipFill>
+                  <pic:spPr bwMode="auto">
+                    <a:xfrm>
+                      <a:off x="0" y="0"/>
+                      <a:ext cx="1800225" cy="4001135"/>
+                    </a:xfrm>
+                    <a:prstGeom prst="rect">
+                      <a:avLst/>
+                    </a:prstGeom>
+                    <a:noFill/>
+                    <a:ln>
+                      <a:noFill/>
+                    </a:ln>
+                  </pic:spPr>
+                </pic:pic>
+              </a:graphicData>
+            </a:graphic>
+            <wp14:sizeRelH relativeFrom="margin">
+              <wp14:pctWidth>0</wp14:pctWidth>
+            </wp14:sizeRelH>
+            <wp14:sizeRelV relativeFrom="margin">
+              <wp14:pctHeight>0</wp14:pctHeight>
+            </wp14:sizeRelV>
+          </wp:anchor>
+        </w:drawing>
+      </w:r>
+    </w:p>
+    <w:p/>
+    <w:p/>
+    <w:p/>
+    <w:p/>
+    <w:p/>
+    <w:p/>
+    <w:p/>
+    <w:p/>
+    <w:p/>
+    <w:p/>
+    <w:p/>
+    <w:p/>
+    <w:p/>
     <w:p/>
     <w:p/>
     <w:p>
-      <w:bookmarkStart w:id="0" w:name="_GoBack"/>
-      <w:bookmarkEnd w:id="0"/>
+      <w:r>
+        <w:rPr>
+          <w:noProof/>
+          <w:lang w:val="en-GB" w:eastAsia="en-GB" w:bidi="si-LK"/>
+        </w:rPr>
+        <w:drawing>
+          <wp:anchor distT="0" distB="0" distL="114300" distR="114300" simplePos="0" relativeHeight="251669504" behindDoc="0" locked="0" layoutInCell="1" allowOverlap="1" wp14:anchorId="2605D45A" wp14:editId="48B054EA">
+            <wp:simplePos x="0" y="0"/>
+            <wp:positionH relativeFrom="column">
+              <wp:posOffset>751205</wp:posOffset>
+            </wp:positionH>
+            <wp:positionV relativeFrom="paragraph">
+              <wp:posOffset>6350</wp:posOffset>
+            </wp:positionV>
+            <wp:extent cx="1800225" cy="4000500"/>
+            <wp:effectExtent l="0" t="0" r="9525" b="0"/>
+            <wp:wrapNone/>
+            <wp:docPr id="9" name="Picture 9" descr="C:\Users\msi\Downloads\DermSCan ss\WhatsApp Image 2026-04-05 at 20.39.14.jpeg"/>
+            <wp:cNvGraphicFramePr>
+              <a:graphicFrameLocks xmlns:a="http://schemas.openxmlformats.org/drawingml/2006/main" noChangeAspect="1"/>
+            </wp:cNvGraphicFramePr>
+            <a:graphic xmlns:a="http://schemas.openxmlformats.org/drawingml/2006/main">
+              <a:graphicData uri="http://schemas.openxmlformats.org/drawingml/2006/picture">
+                <pic:pic xmlns:pic="http://schemas.openxmlformats.org/drawingml/2006/picture">
+                  <pic:nvPicPr>
+                    <pic:cNvPr id="0" name="Picture 8" descr="C:\Users\msi\Downloads\DermSCan ss\WhatsApp Image 2026-04-05 at 20.39.14.jpeg"/>
+                    <pic:cNvPicPr>
+                      <a:picLocks noChangeAspect="1" noChangeArrowheads="1"/>
+                    </pic:cNvPicPr>
+                  </pic:nvPicPr>
+                  <pic:blipFill>
+                    <a:blip r:embed="rId15">
+                      <a:extLst>
+                        <a:ext uri="{28A0092B-C50C-407E-A947-70E740481C1C}">
+                          <a14:useLocalDpi xmlns:a14="http://schemas.microsoft.com/office/drawing/2010/main" val="0"/>
+                        </a:ext>
+                      </a:extLst>
+                    </a:blip>
+                    <a:srcRect/>
+                    <a:stretch>
+                      <a:fillRect/>
+                    </a:stretch>
+                  </pic:blipFill>
+                  <pic:spPr bwMode="auto">
+                    <a:xfrm>
+                      <a:off x="0" y="0"/>
+                      <a:ext cx="1800225" cy="4000500"/>
+                    </a:xfrm>
+                    <a:prstGeom prst="rect">
+                      <a:avLst/>
+                    </a:prstGeom>
+                    <a:noFill/>
+                    <a:ln>
+                      <a:noFill/>
+                    </a:ln>
+                  </pic:spPr>
+                </pic:pic>
+              </a:graphicData>
+            </a:graphic>
+            <wp14:sizeRelH relativeFrom="margin">
+              <wp14:pctWidth>0</wp14:pctWidth>
+            </wp14:sizeRelH>
+            <wp14:sizeRelV relativeFrom="margin">
+              <wp14:pctHeight>0</wp14:pctHeight>
+            </wp14:sizeRelV>
+          </wp:anchor>
+        </w:drawing>
+      </w:r>
+      <w:r>
+        <w:rPr>
+          <w:noProof/>
+          <w:lang w:val="en-GB" w:eastAsia="en-GB" w:bidi="si-LK"/>
+        </w:rPr>
+        <w:drawing>
+          <wp:anchor distT="0" distB="0" distL="114300" distR="114300" simplePos="0" relativeHeight="251680768" behindDoc="0" locked="0" layoutInCell="1" allowOverlap="1" wp14:anchorId="53A08A58" wp14:editId="50E82E5B">
+            <wp:simplePos x="0" y="0"/>
+            <wp:positionH relativeFrom="column">
+              <wp:posOffset>3546792</wp:posOffset>
+            </wp:positionH>
+            <wp:positionV relativeFrom="paragraph">
+              <wp:posOffset>7303</wp:posOffset>
+            </wp:positionV>
+            <wp:extent cx="1778318" cy="3951817"/>
+            <wp:effectExtent l="0" t="0" r="0" b="0"/>
+            <wp:wrapNone/>
+            <wp:docPr id="10" name="Picture 10" descr="C:\Users\msi\Downloads\DermSCan ss\WhatsApp Image 2026-04-05 at 20.39.13.jpeg"/>
+            <wp:cNvGraphicFramePr>
+              <a:graphicFrameLocks xmlns:a="http://schemas.openxmlformats.org/drawingml/2006/main" noChangeAspect="1"/>
+            </wp:cNvGraphicFramePr>
+            <a:graphic xmlns:a="http://schemas.openxmlformats.org/drawingml/2006/main">
+              <a:graphicData uri="http://schemas.openxmlformats.org/drawingml/2006/picture">
+                <pic:pic xmlns:pic="http://schemas.openxmlformats.org/drawingml/2006/picture">
+                  <pic:nvPicPr>
+                    <pic:cNvPr id="0" name="Picture 9" descr="C:\Users\msi\Downloads\DermSCan ss\WhatsApp Image 2026-04-05 at 20.39.13.jpeg"/>
+                    <pic:cNvPicPr>
+                      <a:picLocks noChangeAspect="1" noChangeArrowheads="1"/>
+                    </pic:cNvPicPr>
+                  </pic:nvPicPr>
+                  <pic:blipFill>
+                    <a:blip r:embed="rId16">
+                      <a:extLst>
+                        <a:ext uri="{28A0092B-C50C-407E-A947-70E740481C1C}">
+                          <a14:useLocalDpi xmlns:a14="http://schemas.microsoft.com/office/drawing/2010/main" val="0"/>
+                        </a:ext>
+                      </a:extLst>
+                    </a:blip>
+                    <a:srcRect/>
+                    <a:stretch>
+                      <a:fillRect/>
+                    </a:stretch>
+                  </pic:blipFill>
+                  <pic:spPr bwMode="auto">
+                    <a:xfrm>
+                      <a:off x="0" y="0"/>
+                      <a:ext cx="1778318" cy="3951817"/>
+                    </a:xfrm>
+                    <a:prstGeom prst="rect">
+                      <a:avLst/>
+                    </a:prstGeom>
+                    <a:noFill/>
+                    <a:ln>
+                      <a:noFill/>
+                    </a:ln>
+                  </pic:spPr>
+                </pic:pic>
+              </a:graphicData>
+            </a:graphic>
+            <wp14:sizeRelH relativeFrom="margin">
+              <wp14:pctWidth>0</wp14:pctWidth>
+            </wp14:sizeRelH>
+            <wp14:sizeRelV relativeFrom="margin">
+              <wp14:pctHeight>0</wp14:pctHeight>
+            </wp14:sizeRelV>
+          </wp:anchor>
+        </w:drawing>
+      </w:r>
     </w:p>
+    <w:p/>
+    <w:p/>
+    <w:p/>
+    <w:p/>
+    <w:p/>
+    <w:p/>
+    <w:p/>
+    <w:p/>
+    <w:p/>
     <w:p/>
     <w:p/>
     <w:p>
@@ -876,6 +1312,7 @@
         <w:pStyle w:val="Heading2"/>
       </w:pPr>
       <w:r>
+        <w:lastRenderedPageBreak/>
         <w:t>Step 1: Create the mobile UI</w:t>
       </w:r>
     </w:p>
@@ -1034,7 +1471,6 @@
         <w:pStyle w:val="Heading1"/>
       </w:pPr>
       <w:r>
-        <w:lastRenderedPageBreak/>
         <w:t>6. Simple Conclusion</w:t>
       </w:r>
     </w:p>
@@ -12957,7 +13393,7 @@
 </file>
 
 <file path=customXml/itemProps1.xml><?xml version="1.0" encoding="utf-8"?>
-<ds:datastoreItem xmlns:ds="http://schemas.openxmlformats.org/officeDocument/2006/customXml" ds:itemID="{EEFC7255-10F7-45EB-8517-699B90B0EFB9}">
+<ds:datastoreItem xmlns:ds="http://schemas.openxmlformats.org/officeDocument/2006/customXml" ds:itemID="{B94D1DD0-6936-4A6D-99F1-F9D0144D794F}">
   <ds:schemaRefs>
     <ds:schemaRef ds:uri="http://schemas.openxmlformats.org/officeDocument/2006/bibliography"/>
   </ds:schemaRefs>
